--- a/rapports/16_02_2026/BALDE/coh_EQ18_sup_111201050015.docx
+++ b/rapports/16_02_2026/BALDE/coh_EQ18_sup_111201050015.docx
@@ -25,7 +25,7 @@
         <w:br/>
         <w:t>Grappe: 111201050015</w:t>
         <w:br/>
-        <w:t>Date: 16/02/2026 a 12:40</w:t>
+        <w:t>Date: 16/02/2026 a 12:58</w:t>
       </w:r>
     </w:p>
     <w:p/>

--- a/rapports/16_02_2026/BALDE/coh_EQ18_sup_111201050015.docx
+++ b/rapports/16_02_2026/BALDE/coh_EQ18_sup_111201050015.docx
@@ -25,7 +25,7 @@
         <w:br/>
         <w:t>Grappe: 111201050015</w:t>
         <w:br/>
-        <w:t>Date: 16/02/2026 a 12:58</w:t>
+        <w:t>Date: 16/02/2026 a 13:04</w:t>
       </w:r>
     </w:p>
     <w:p/>
@@ -359,6 +359,38 @@
           </w:tcPr>
           <w:p>
             <w:r>
+              <w:t>Section12</w:t>
+            </w:r>
+          </w:p>
+        </w:tc>
+        <w:tc>
+          <w:tcPr>
+            <w:tcW w:type="dxa" w:w="3324"/>
+          </w:tcPr>
+          <w:p>
+            <w:r>
+              <w:t>Actifs du menage</w:t>
+            </w:r>
+          </w:p>
+        </w:tc>
+        <w:tc>
+          <w:tcPr>
+            <w:tcW w:type="dxa" w:w="3324"/>
+          </w:tcPr>
+          <w:p>
+            <w:r>
+              <w:t>9</w:t>
+            </w:r>
+          </w:p>
+        </w:tc>
+      </w:tr>
+      <w:tr>
+        <w:tc>
+          <w:tcPr>
+            <w:tcW w:type="dxa" w:w="3324"/>
+          </w:tcPr>
+          <w:p>
+            <w:r>
               <w:t>Section0</w:t>
             </w:r>
           </w:p>
@@ -434,38 +466,6 @@
           <w:p>
             <w:r>
               <w:t>Caracteristiques logement</w:t>
-            </w:r>
-          </w:p>
-        </w:tc>
-        <w:tc>
-          <w:tcPr>
-            <w:tcW w:type="dxa" w:w="3324"/>
-          </w:tcPr>
-          <w:p>
-            <w:r>
-              <w:t>8</w:t>
-            </w:r>
-          </w:p>
-        </w:tc>
-      </w:tr>
-      <w:tr>
-        <w:tc>
-          <w:tcPr>
-            <w:tcW w:type="dxa" w:w="3324"/>
-          </w:tcPr>
-          <w:p>
-            <w:r>
-              <w:t>Section12</w:t>
-            </w:r>
-          </w:p>
-        </w:tc>
-        <w:tc>
-          <w:tcPr>
-            <w:tcW w:type="dxa" w:w="3324"/>
-          </w:tcPr>
-          <w:p>
-            <w:r>
-              <w:t>Actifs du menage</w:t>
             </w:r>
           </w:p>
         </w:tc>
@@ -916,7 +916,7 @@
         <w:br/>
         <w:t xml:space="preserve">- Peu probable! MOUHAMED SALL  n'arrive pas  à comprendre un petit texte lu dans une langue locale (s02q03). Veuillez corriger ou donner des explications au QG. Dans les milieux urbains c'est peu probable de voir une école dont les élèves ou étudiants ne dépensent pas en frais d'uniformes, prière de verifier pour MOUHAMED SALL et corriger ou confirmer avec le QG. </w:t>
         <w:br/>
-        <w:t>- Peu probable! SAMBA SALL  n'arrive pas  à comprendre un petit texte lu dans une langue locale (s02q03). Veuillez corriger ou donner des explications au QG.  Incohérence ! le montant payé de SAMBA SALL pour la cotisation est très faible . veuillez, s'il vous plait, confirmer ces informations avec le QG ou apporter les corrections nécessaires. Le montant des frais pour les cahiers et autres matériels scolaires pour l'année scolaire de SAMBA SALL est de 0 FCFA, SAMBA SALL a fait comment pour payer ces cahiers et autres matériels scolaires (SAC, stylo, craie, ardoise, crayon...) ? prière de corriger. Dans les milieux urbains c'est peu probable de voir une école dont les élèves ou étudiants ne dépensent pas en frais d'uniformes, prière de verifier pour SAMBA SALL et corriger ou confirmer avec le QG.</w:t>
+        <w:t>- Peu probable! SAMBA SALL  n'arrive pas  à comprendre un petit texte lu dans une langue locale (s02q03). Veuillez corriger ou donner des explications au QG.  Incohérence ! le montant payé de SAMBA SALL pour la cotisation est très faible . veuillez, s'il vous plait, confirmer ces informations avec le QG ou apporter les corrections nécessaires. Le montant des frais pour les cahiers et autres matériels scolaires pour l'année scolaire de SAMBA SALL est de 0 FCFA, SAMBA SALL a fait comment pour payer ces cahiers et autres matériels scolaires (SAC, stylo, craie, ardoise, crayon...) ? prière de corriger. Dans les milieux urbains c'est peu probable de voir une école dont les élèves ou étudiants ne dépensent pas en frais d'uniformes, prière de verifier pour SAMBA SALL et corriger ou confirmer avec le QG. Attention ! Le frais de scolarité (450 Fcfa) de SAMBA SALL en 4ème année de Primaire est relativement faible par rapport aux autres frais de scolarités observés dans cette zone. Prière de corriger ou de confirmer avec le QG.</w:t>
       </w:r>
     </w:p>
     <w:p>
@@ -964,7 +964,7 @@
         <w:rPr>
           <w:sz w:val="20"/>
         </w:rPr>
-        <w:t>- Attention ! Le prix unitaire d'achat (1000 Fcfa) de Carotte en Tas (Moyen) est relativement élevé par rapport aux autres prix observés dans cette zone. Prière de corriger ou de confirmer avec le QG. Attention ! Le prix unitaire d'achat (25 Fcfa) de Poivre en Sachets (Petit) est relativement faible par rapport aux autres prix observés dans cette zone. Prière de corriger ou de confirmer avec le QG. Attention ! Le prix unitaire d'achat (3000 Fcfa) de Poisson frais type 11 en Tas (Moyen) est relativement élevé par rapport aux autres prix observés dans cette zone. Prière de corriger ou de confirmer avec le QG. Avertissement!!! Le ménage a consommé 1 Bidon 20l taille unique de Huile de soja , cette quantité semble anormale pour une consommation des 7 derniers jours, prière de verifier et corriger. Avertissement!!! Le ménage a consommé 10 Pièce Petit de Caramel, bonbons, confiseries, etc., cette quantité semble anormale pour une consommation des 7 derniers jours.Prière de corriger ou de confirmer avec le QG. Avertissement!!! Le ménage a consommé 10 Tas Moyen de Capitaine frais, cette quantité semble anormale pour une consommation des 7 derniers jours.Prière de corriger ou de confirmer avec le QG. Avertissement!!! Le ménage a consommé 7 Paquet Petit de Thé en sachet, cette quantité semble anormale pour une consommation des 7 derniers jours.Prière de corriger ou de confirmer avec le QG. Avertissement!! le prix unitaire (125 Fcfa) de Thé en sachet (unité: Paquet) de taille Petit est très faible ou élevé. Prière de corriger ou de confirmer avec le QG. Incohérence!! Dans ce ménage, chaque individus consomme par jour 17.22607 Kg  de cereale; Prière de revoir les quantités prises de ces produits. Le ménage a consommé 17 Sac (50 Kg) taille unique de Riz importé parfumé, cette quantité semble anormale pour une consommation des 7 derniers jours. prière de verifier et corriger ou confirmer avec le QG.</w:t>
+        <w:t>- Attention ! Le prix unitaire d'achat (1000 Fcfa) de Carotte en Tas (Moyen) est relativement élevé par rapport aux autres prix observés dans cette zone. Prière de corriger ou de confirmer avec le QG. Attention ! Le prix unitaire d'achat (25 Fcfa) de Poivre en Sachets (Petit) est relativement faible par rapport aux autres prix observés dans cette zone. Prière de corriger ou de confirmer avec le QG. Attention ! Le prix unitaire d'achat (500 Fcfa) de Patate douce en Tas (Petit) est relativement élevé par rapport aux autres prix observés dans cette zone. Prière de corriger ou de confirmer avec le QG. Avertissement!!! Le ménage a consommé 1 Bidon 20l taille unique de Huile de soja , cette quantité semble anormale pour une consommation des 7 derniers jours, prière de verifier et corriger. Avertissement!!! Le ménage a consommé 10 Pièce Petit de Caramel, bonbons, confiseries, etc., cette quantité semble anormale pour une consommation des 7 derniers jours.Prière de corriger ou de confirmer avec le QG. Avertissement!!! Le ménage a consommé 10 Tas Moyen de Capitaine frais, cette quantité semble anormale pour une consommation des 7 derniers jours.Prière de corriger ou de confirmer avec le QG. Avertissement!!! Le ménage a consommé 7 Paquet Petit de Thé en sachet, cette quantité semble anormale pour une consommation des 7 derniers jours.Prière de corriger ou de confirmer avec le QG. Avertissement!! le prix unitaire (125 Fcfa) de Thé en sachet (unité: Paquet) de taille Petit est très faible ou élevé. Prière de corriger ou de confirmer avec le QG. Attention ! Le prix unitaire d'achat (125 Fcfa) de Thé en sachet en Paquet (Petit) est relativement élevé par rapport aux autres prix observés dans cette zone. Prière de corriger ou de confirmer avec le QG. Incohérence!! Dans ce ménage, chaque individus consomme par jour 32.34953 Kg  de cereale; Prière de revoir les quantités prises de ces produits. Le ménage a consommé 17 Sac (50 Kg) taille unique de Riz importé parfumé, cette quantité semble anormale pour une consommation des 7 derniers jours. prière de verifier et corriger ou confirmer avec le QG.</w:t>
       </w:r>
     </w:p>
     <w:p>
@@ -1092,7 +1092,7 @@
         <w:rPr>
           <w:sz w:val="20"/>
         </w:rPr>
-        <w:t>- Attention ! Lit a été achété à 500000 Fcfa est relativement élevé par rapport aux autres prix d'achat observés dans cette zone. Prière de corriger ou de confirmer avec le QG.</w:t>
+        <w:t>- Attention ! Téléphone portable a été achété à 150000 Fcfa est relativement élevé par rapport aux autres prix d'achat observés dans cette zone. Prière de corriger ou de confirmer avec le QG.</w:t>
       </w:r>
     </w:p>
     <w:p>
@@ -1587,11 +1587,11 @@
         <w:br/>
         <w:t xml:space="preserve">- Dans les milieux urbains c'est peu probable de voir une école dont les élèves ou étudiants ne dépensent pas en frais d'uniformes, prière de verifier pour Abou kane et corriger ou confirmer avec le QG. Attention ! Le frais de scolarité (10000 Fcfa) de Abou kane en 5ème année de Primaire est relativement élevé par rapport aux autres frais de scolarités observés dans cette zone. Prière de corriger ou de confirmer avec le QG. </w:t>
         <w:br/>
-        <w:t xml:space="preserve">- Dans les milieux urbains c'est peu probable de voir une école dont les élèves ou étudiants ne dépensent pas en frais d'uniformes, prière de verifier pour Aissata Kane et corriger ou confirmer avec le QG. </w:t>
+        <w:t xml:space="preserve">- Dans les milieux urbains c'est peu probable de voir une école dont les élèves ou étudiants ne dépensent pas en frais d'uniformes, prière de verifier pour Aissata Kane et corriger ou confirmer avec le QG. Attention ! Le frais de scolarité (15000 Fcfa) de Aissata Kane en 2ème année de Secondaire 1 (Moyen) Général est relativement élevé par rapport aux autres frais de scolarités observés dans cette zone. Prière de corriger ou de confirmer avec le QG. </w:t>
         <w:br/>
         <w:t xml:space="preserve">- Dans les milieux urbains c'est peu probable de voir une école dont les élèves ou étudiants ne dépensent pas en frais d'uniformes, prière de verifier pour Alassane Kane et corriger ou confirmer avec le QG. Attention ! Le frais de scolarité (15000 Fcfa) de Alassane Kane en 1ére année de Secondaire 1 (Moyen) Général est relativement élevé par rapport aux autres frais de scolarités observés dans cette zone. Prière de corriger ou de confirmer avec le QG. </w:t>
         <w:br/>
-        <w:t xml:space="preserve">- Dans les milieux urbains c'est peu probable de voir une école dont les élèves ou étudiants ne dépensent pas en frais d'uniformes, prière de verifier pour Ibrahima Kane 2 et corriger ou confirmer avec le QG. </w:t>
+        <w:t xml:space="preserve">- Dans les milieux urbains c'est peu probable de voir une école dont les élèves ou étudiants ne dépensent pas en frais d'uniformes, prière de verifier pour Ibrahima Kane 2 et corriger ou confirmer avec le QG. Attention ! Le frais de scolarité (15000 Fcfa) de Ibrahima Kane 2 en 2ème année de Secondaire 1 (Moyen) Général est relativement élevé par rapport aux autres frais de scolarités observés dans cette zone. Prière de corriger ou de confirmer avec le QG. </w:t>
         <w:br/>
         <w:t xml:space="preserve">- Dans les milieux urbains c'est peu probable de voir une école dont les élèves ou étudiants ne dépensent pas en frais d'uniformes, prière de verifier pour Ibrahima Kane et corriger ou confirmer avec le QG. Attention ! Le frais de scolarité (10000 Fcfa) de Ibrahima Kane en 1ére année de Primaire est relativement élevé par rapport aux autres frais de scolarités observés dans cette zone. Prière de corriger ou de confirmer avec le QG. </w:t>
         <w:br/>
@@ -1668,7 +1668,7 @@
         <w:rPr>
           <w:sz w:val="20"/>
         </w:rPr>
-        <w:t>- Attention ! Le prix unitaire d'achat (200 Fcfa) de Pain moderne (Baguette) en miche (Petit) est relativement élevé par rapport aux autres prix observés dans cette zone. Prière de corriger ou de confirmer avec le QG. Attention ! Le prix unitaire d'achat (300 Fcfa) de Lait caillé en Sachets (Grand) est relativement faible par rapport aux autres prix observés dans cette zone. Prière de corriger ou de confirmer avec le QG. Attention ! Le prix unitaire d'achat (3500 Fcfa) de Beurre en Pot (Moyen) est relativement élevé par rapport aux autres prix observés dans cette zone. Prière de corriger ou de confirmer avec le QG. Avertissement!! La quantité (3.12 litre) du produit Huile d'arachide (Segal) Artisanale consommée  par le ménage semble très élevé, prière de corriger ou confirmer avec le QG. Attention ! Soupçons de quantité anormale! Le ménage de OUMAR KANE avec une taille de 12 personnes a consommé 3.12 Litre en taille unique de Huile d'arachide (Segal) Artisanale qui est relativement élevé comme consommation par rapport à la condition de vie des autres ménages de même taille dans cette zone. Prière de corriger ou de confirmer avec le QG. Incohérence!! Dans ce ménage, chaque individus consomme par jour 22.7025 Kg  de cereale; Prière de revoir les quantités prises de ces produits. Incohérence!! Dans ce ménage, chaque individus consomme par jour 22.7025 Kg  de cereale; Prière de revoir les quantités prises de ces produits.</w:t>
+        <w:t>- Attention ! Le prix unitaire d'achat (200 Fcfa) de Pain moderne (Baguette) en miche (Petit) est relativement élevé par rapport aux autres prix observés dans cette zone. Prière de corriger ou de confirmer avec le QG. Attention ! Le prix unitaire d'achat (300 Fcfa) de Lait caillé en Sachets (Grand) est relativement faible par rapport aux autres prix observés dans cette zone. Prière de corriger ou de confirmer avec le QG. Attention ! Le prix unitaire d'achat (3500 Fcfa) de Beurre en Pot (Moyen) est relativement élevé par rapport aux autres prix observés dans cette zone. Prière de corriger ou de confirmer avec le QG. Avertissement!! La quantité (3.12 litre) du produit Huile d'arachide (Segal) Artisanale consommée  par le ménage semble très élevé, prière de corriger ou confirmer avec le QG. Attention ! Soupçons de quantité anormale! Le ménage de OUMAR KANE avec une taille de 12 personnes a consommé 3.12 Litre en taille unique de Huile d'arachide (Segal) Artisanale qui est relativement élevé comme consommation par rapport à la condition de vie des autres ménages de même taille dans cette zone. Prière de corriger ou de confirmer avec le QG. Incohérence!! Dans ce ménage, chaque individus consomme par jour 36.64595 Kg  de cereale; Prière de revoir les quantités prises de ces produits. Incohérence!! Dans ce ménage, chaque individus consomme par jour 36.64595 Kg  de cereale; Prière de revoir les quantités prises de ces produits.</w:t>
       </w:r>
     </w:p>
     <w:p>
@@ -1731,8 +1731,6 @@
         <w:rPr>
           <w:sz w:val="20"/>
         </w:rPr>
-        <w:t xml:space="preserve">- Attention ! Antenne parabolique / décodeur a été revendu à 12000 Fcfa qui est relativement élevé par rapport aux autres prix de revente observés dans cette zone. Prière de corriger ou de confirmer avec le QG. </w:t>
-        <w:br/>
         <w:t xml:space="preserve">- Attention ! Matelas simple a été achété à 220000 Fcfa est relativement élevé par rapport aux autres prix d'achat observés dans cette zone. Prière de corriger ou de confirmer avec le QG. </w:t>
         <w:br/>
         <w:t xml:space="preserve">- Attention ! Ordinateur a été achété à 230000 Fcfa est relativement élevé par rapport aux autres prix d'achat observés dans cette zone. Prière de corriger ou de confirmer avec le QG. </w:t>
@@ -2159,9 +2157,9 @@
         <w:rPr>
           <w:sz w:val="20"/>
         </w:rPr>
-        <w:t xml:space="preserve">- Incohérence ! le montant payé de ALLASSANE DIENG pour les frais de scolarité est très faible. veuillez, s'il vous plait, confirmer ces informations avec le QG ou apporter les corrections nécessaires. Dans les milieux urbains c'est peu probable de voir une école dont les élèves ou étudiants ne dépensent pas en frais d'uniformes, prière de verifier pour ALLASSANE DIENG et corriger ou confirmer avec le QG. </w:t>
+        <w:t xml:space="preserve">- Incohérence ! le montant payé de ALLASSANE DIENG pour les frais de scolarité est très faible. veuillez, s'il vous plait, confirmer ces informations avec le QG ou apporter les corrections nécessaires. Dans les milieux urbains c'est peu probable de voir une école dont les élèves ou étudiants ne dépensent pas en frais d'uniformes, prière de verifier pour ALLASSANE DIENG et corriger ou confirmer avec le QG. Attention ! Le frais de scolarité (15000 Fcfa) de ALLASSANE DIENG en 2ème année de Secondaire 1 (Moyen) Général est relativement élevé par rapport aux autres frais de scolarités observés dans cette zone. Prière de corriger ou de confirmer avec le QG. </w:t>
         <w:br/>
-        <w:t xml:space="preserve">-  Incohérence ! le montant payé de FAMA FEDIOR pour les frais de scolarité est très faible. veuillez, s'il vous plait, confirmer ces informations avec le QG ou apporter les corrections nécessaires. Le montant des frais pour les cahiers et autres matériels scolaires pour l'année scolaire de FAMA FEDIOR est faible ou élevé, veuillez, s'il vous plait, confirmer ces informations avec le QG ou apporter les corrections nécessaires. Dans les milieux urbains c'est peu probable de voir une école dont les élèves ou étudiants ne dépensent pas en frais d'uniformes, prière de verifier pour FAMA FEDIOR et corriger ou confirmer avec le QG. La filière de FAMA FEDIOR est éducation général et semble exister dans les modalités, prière de prendre attache avec le QG pour plus d'explication afin de la classer bien. </w:t>
+        <w:t xml:space="preserve">-  Incohérence ! le montant payé de FAMA FEDIOR pour les frais de scolarité est très faible. veuillez, s'il vous plait, confirmer ces informations avec le QG ou apporter les corrections nécessaires. Le montant des frais pour les cahiers et autres matériels scolaires pour l'année scolaire de FAMA FEDIOR est faible ou élevé, veuillez, s'il vous plait, confirmer ces informations avec le QG ou apporter les corrections nécessaires. Dans les milieux urbains c'est peu probable de voir une école dont les élèves ou étudiants ne dépensent pas en frais d'uniformes, prière de verifier pour FAMA FEDIOR et corriger ou confirmer avec le QG. La filière de FAMA FEDIOR est éducation général et semble exister dans les modalités, prière de prendre attache avec le QG pour plus d'explication afin de la classer bien. Attention ! Le frais de scolarité (17000 Fcfa) de FAMA FEDIOR en 3ème année de Secondaire 2 Général est relativement élevé par rapport aux autres frais de scolarités observés dans cette zone. Prière de corriger ou de confirmer avec le QG. </w:t>
         <w:br/>
         <w:t xml:space="preserve">- La raison principale que MOHAMADOU DIENG n'a pas été à l'école entre 2024/2025 est TROP OCCUPÉ PAR SON EMPLOI et semble exister dans les modalités, prière de prendre attache avec le QG pour plus d'explication afin de la classer bien. </w:t>
         <w:br/>
@@ -2282,7 +2280,7 @@
         <w:rPr>
           <w:sz w:val="20"/>
         </w:rPr>
-        <w:t>- Attention ! Le prix unitaire d'achat (100 Fcfa) de Poivre en Sachets (Petit) est relativement élevé par rapport aux autres prix observés dans cette zone. Prière de corriger ou de confirmer avec le QG. Attention ! Le prix unitaire d'achat (150 Fcfa) de Ail en Gousse (Moyen) est relativement élevé par rapport aux autres prix observés dans cette zone. Prière de corriger ou de confirmer avec le QG. Attention ! Le prix unitaire d'achat (250 Fcfa) de Aubergine   en Pièce (Moyen) est relativement élevé par rapport aux autres prix observés dans cette zone. Prière de corriger ou de confirmer avec le QG. Attention ! Le prix unitaire d'achat (800 Fcfa) de Poireau en Tas (Moyen) est relativement élevé par rapport aux autres prix observés dans cette zone. Prière de corriger ou de confirmer avec le QG. Avertissement!! La quantité (8 litre) du produit Huile de soja  consommée  par le ménage semble très élevé, prière de corriger ou confirmer avec le QG. Attention ! Le prix unitaire d'achat (1075 Fcfa) de Huile de soja  en Bidon 20l (taille unique) est relativement faible par rapport aux autres prix observés dans cette zone. Prière de corriger ou de confirmer avec le QG. Avertissement!!! Le ménage a consommé 7 Paquet Petit de Thé en sachet, cette quantité semble anormale pour une consommation des 7 derniers jours.Prière de corriger ou de confirmer avec le QG. Avertissement!! le prix unitaire (150 Fcfa) de Thé en sachet (unité: Paquet) de taille Moyen est très faible ou élevé. Prière de corriger ou de confirmer avec le QG. Difficile de consommer le Sel en Sachets industriel Moyen prière de verifier. Incohérence!! Dans ce ménage, chaque individus consomme par jour 25.13889 Kg  de cereale; Prière de revoir les quantités prises de ces produits. Le prix d'achat unitaire (400 Fcfa) de Riz local fumé (malo-woussou) en Sac (50 Kg) de taille taille unique est très faible, prière de regarder les reponses prises dans les questions s07bq07a s07bq07b s07bq07c s07bq08 pour mieux corriger. Attention ! Le prix unitaire d'achat (400 Fcfa) de Riz local fumé (malo-woussou) en Sac (50 Kg) (taille unique) est relativement faible par rapport aux autres prix observés dans cette zone. Prière de corriger ou de confirmer avec le QG.</w:t>
+        <w:t>- Attention ! Le prix unitaire d'achat (100 Fcfa) de Piment frais en Pièce (Moyen) est relativement élevé par rapport aux autres prix observés dans cette zone. Prière de corriger ou de confirmer avec le QG. Attention ! Le prix unitaire d'achat (100 Fcfa) de Poivre en Sachets (Petit) est relativement élevé par rapport aux autres prix observés dans cette zone. Prière de corriger ou de confirmer avec le QG. Attention ! Le prix unitaire d'achat (150 Fcfa) de Ail en Gousse (Moyen) est relativement élevé par rapport aux autres prix observés dans cette zone. Prière de corriger ou de confirmer avec le QG. Attention ! Le prix unitaire d'achat (200 Fcfa) de Carotte en Pièce (Moyen) est relativement élevé par rapport aux autres prix observés dans cette zone. Prière de corriger ou de confirmer avec le QG. Attention ! Le prix unitaire d'achat (250 Fcfa) de Aubergine   en Pièce (Moyen) est relativement élevé par rapport aux autres prix observés dans cette zone. Prière de corriger ou de confirmer avec le QG. Attention ! Le prix unitaire d'achat (800 Fcfa) de Poireau en Tas (Moyen) est relativement élevé par rapport aux autres prix observés dans cette zone. Prière de corriger ou de confirmer avec le QG. Avertissement!! La quantité (8 litre) du produit Huile de soja  consommée  par le ménage semble très élevé, prière de corriger ou confirmer avec le QG. Attention ! Le prix unitaire d'achat (1075 Fcfa) de Huile de soja  en Bidon 20l (taille unique) est relativement faible par rapport aux autres prix observés dans cette zone. Prière de corriger ou de confirmer avec le QG. Avertissement!!! Le ménage a consommé 7 Paquet Petit de Thé en sachet, cette quantité semble anormale pour une consommation des 7 derniers jours.Prière de corriger ou de confirmer avec le QG. Avertissement!! le prix unitaire (150 Fcfa) de Thé en sachet (unité: Paquet) de taille Moyen est très faible ou élevé. Prière de corriger ou de confirmer avec le QG. Difficile de consommer le Sel en Sachets industriel Moyen prière de verifier. Incohérence!! Dans ce ménage, chaque individus consomme par jour 42.54365 Kg  de cereale; Prière de revoir les quantités prises de ces produits. Le prix d'achat unitaire (400 Fcfa) de Riz local fumé (malo-woussou) en Sac (50 Kg) de taille taille unique est très faible, prière de regarder les reponses prises dans les questions s07bq07a s07bq07b s07bq07c s07bq08 pour mieux corriger. Attention ! Le prix unitaire d'achat (400 Fcfa) de Riz local fumé (malo-woussou) en Sac (50 Kg) (taille unique) est relativement faible par rapport aux autres prix observés dans cette zone. Prière de corriger ou de confirmer avec le QG.</w:t>
       </w:r>
     </w:p>
     <w:p>
@@ -2387,7 +2385,7 @@
         <w:rPr>
           <w:sz w:val="20"/>
         </w:rPr>
-        <w:t xml:space="preserve">- Attention ! Matelas simple a été achété à 200000 Fcfa est relativement élevé par rapport aux autres prix d'achat observés dans cette zone. Prière de corriger ou de confirmer avec le QG. </w:t>
+        <w:t xml:space="preserve">- Attention ! Matelas simple a été achété à 200000 Fcfa est relativement élevé par rapport aux autres prix d'achat observés dans cette zone. Prière de corriger ou de confirmer avec le QG. Attention ! Matelas simple a été revendu à 100000 Fcfa qui est relativement élevé par rapport aux autres prix de revente observés dans cette zone. Prière de corriger ou de confirmer avec le QG. </w:t>
         <w:br/>
         <w:t>- Attention ! Ventilateur sur pied a été achété à 40000 Fcfa est relativement élevé par rapport aux autres prix d'achat observés dans cette zone. Prière de corriger ou de confirmer avec le QG. Attention ! Ventilateur sur pied a été revendu à 35000 Fcfa qui est relativement élevé par rapport aux autres prix de revente observés dans cette zone. Prière de corriger ou de confirmer avec le QG.</w:t>
       </w:r>
@@ -2861,7 +2859,7 @@
         <w:rPr>
           <w:sz w:val="20"/>
         </w:rPr>
-        <w:t>- Attention ! Le prix unitaire d'achat (300 Fcfa) de Oignon frais en Kg (taille unique) est relativement faible par rapport aux autres prix observés dans cette zone. Prière de corriger ou de confirmer avec le QG. Incohérence!! Dans ce ménage, chaque individus consomme par jour 44.93029 Kg  de cereale; Prière de revoir les quantités prises de ces produits.</w:t>
+        <w:t>- Attention ! Le prix unitaire d'achat (100 Fcfa) de Piment frais en Pièce (Moyen) est relativement élevé par rapport aux autres prix observés dans cette zone. Prière de corriger ou de confirmer avec le QG. Incohérence!! Dans ce ménage, chaque individus consomme par jour 79.42628 Kg  de cereale; Prière de revoir les quantités prises de ces produits.</w:t>
       </w:r>
     </w:p>
     <w:p>
@@ -3377,7 +3375,7 @@
         <w:br/>
         <w:t xml:space="preserve">- Dans les milieux urbains c'est peu probable de voir une école dont les élèves ou étudiants ne dépensent pas en frais d'uniformes, prière de verifier pour Ameth sy et corriger ou confirmer avec le QG. La filière de Ameth sy est éducation général et semble exister dans les modalités, prière de prendre attache avec le QG pour plus d'explication afin de la classer bien. Attention ! Le frais de scolarité (150000 Fcfa) de Ameth sy en 2ème année de Secondaire 2 Général est relativement élevé par rapport aux autres frais de scolarités observés dans cette zone. Prière de corriger ou de confirmer avec le QG. </w:t>
         <w:br/>
-        <w:t xml:space="preserve">- Dans les milieux urbains c'est peu probable de voir une école dont les élèves ou étudiants ne dépensent pas en frais d'uniformes, prière de verifier pour Aminata sy et corriger ou confirmer avec le QG. La filière de Aminata sy est éducation général et semble exister dans les modalités, prière de prendre attache avec le QG pour plus d'explication afin de la classer bien. </w:t>
+        <w:t xml:space="preserve">- Dans les milieux urbains c'est peu probable de voir une école dont les élèves ou étudiants ne dépensent pas en frais d'uniformes, prière de verifier pour Aminata sy et corriger ou confirmer avec le QG. La filière de Aminata sy est éducation général et semble exister dans les modalités, prière de prendre attache avec le QG pour plus d'explication afin de la classer bien. Attention ! Le frais de scolarité (7000 Fcfa) de Aminata sy en 3ème année de Secondaire 2 Général est relativement faible par rapport aux autres frais de scolarités observés dans cette zone. Prière de corriger ou de confirmer avec le QG. </w:t>
         <w:br/>
         <w:t xml:space="preserve">- La filière de Fama ba est éducation général et semble exister dans les modalités, prière de prendre attache avec le QG pour plus d'explication afin de la classer bien. </w:t>
         <w:br/>
@@ -3475,7 +3473,7 @@
         <w:rPr>
           <w:sz w:val="20"/>
         </w:rPr>
-        <w:t>- Attention ! Le prix unitaire d'achat (100 Fcfa) de Poivre en Sachets (Petit) est relativement élevé par rapport aux autres prix observés dans cette zone. Prière de corriger ou de confirmer avec le QG. Attention ! Le prix unitaire d'achat (250 Fcfa) de Feuilles de patate en Sachets (Petit) est relativement élevé par rapport aux autres prix observés dans cette zone. Prière de corriger ou de confirmer avec le QG. Attention ! Le prix unitaire d'achat (500 Fcfa) de Sel en Sachets (Petit) est relativement élevé par rapport aux autres prix observés dans cette zone. Prière de corriger ou de confirmer avec le QG. Attention ! Le prix unitaire d'achat (700 Fcfa) de Piment séché en Sachets (Moyen) est relativement élevé par rapport aux autres prix observés dans cette zone. Prière de corriger ou de confirmer avec le QG. Avertissement!! La quantité (10 litre) du produit Huile de soja  consommée  par le ménage semble très élevé, prière de corriger ou confirmer avec le QG. Attention ! Le prix unitaire d'achat (875 Fcfa) de Huile de soja  en Bidon 20l (taille unique) est relativement faible par rapport aux autres prix observés dans cette zone. Prière de corriger ou de confirmer avec le QG. Avertissement!!! Le ménage a consommé 7 Paquet Moyen de Thé en sachet, cette quantité semble anormale pour une consommation des 7 derniers jours.Prière de corriger ou de confirmer avec le QG. Avertissement!! le prix unitaire (100 Fcfa) de Thé en sachet (unité: Paquet) de taille Moyen est très faible ou élevé. Prière de corriger ou de confirmer avec le QG. Avertissement!!!Le ménage a consommé 70 miche de Moyen de Pain traditionnel (Baguette)  ce qui semble incoherent pour une consommation aucours des 7 derniers jours, prière de verifier et corriger. Incohérence!! Dans ce ménage, chaque individus consomme par jour 16.23633 Kg  de cereale; Prière de revoir les quantités prises de ces produits.</w:t>
+        <w:t>- Attention ! Le prix unitaire d'achat (100 Fcfa) de Poivre en Sachets (Petit) est relativement élevé par rapport aux autres prix observés dans cette zone. Prière de corriger ou de confirmer avec le QG. Attention ! Le prix unitaire d'achat (250 Fcfa) de Feuilles de patate en Sachets (Petit) est relativement élevé par rapport aux autres prix observés dans cette zone. Prière de corriger ou de confirmer avec le QG. Attention ! Le prix unitaire d'achat (500 Fcfa) de Sel en Sachets (Petit) est relativement élevé par rapport aux autres prix observés dans cette zone. Prière de corriger ou de confirmer avec le QG. Attention ! Le prix unitaire d'achat (700 Fcfa) de Piment séché en Sachets (Moyen) est relativement élevé par rapport aux autres prix observés dans cette zone. Prière de corriger ou de confirmer avec le QG. Avertissement!! La quantité (10 litre) du produit Huile de soja  consommée  par le ménage semble très élevé, prière de corriger ou confirmer avec le QG. Attention ! Le prix unitaire d'achat (875 Fcfa) de Huile de soja  en Bidon 20l (taille unique) est relativement faible par rapport aux autres prix observés dans cette zone. Prière de corriger ou de confirmer avec le QG. Avertissement!!! Le ménage a consommé 7 Paquet Moyen de Thé en sachet, cette quantité semble anormale pour une consommation des 7 derniers jours.Prière de corriger ou de confirmer avec le QG. Avertissement!! le prix unitaire (100 Fcfa) de Thé en sachet (unité: Paquet) de taille Moyen est très faible ou élevé. Prière de corriger ou de confirmer avec le QG. Avertissement!!!Le ménage a consommé 70 miche de Moyen de Pain traditionnel (Baguette)  ce qui semble incoherent pour une consommation aucours des 7 derniers jours, prière de verifier et corriger. Incohérence!! Dans ce ménage, chaque individus consomme par jour 30.78092 Kg  de cereale; Prière de revoir les quantités prises de ces produits.</w:t>
       </w:r>
     </w:p>
     <w:p>
@@ -3695,7 +3693,7 @@
         <w:br/>
         <w:t xml:space="preserve">- Attention ! Herse a été revendu à 2500 Fcfa qui est relativement élevé par rapport aux autres prix de revente observés dans cette zone. Prière de corriger ou de confirmer avec le QG. </w:t>
         <w:br/>
-        <w:t xml:space="preserve">- Attention ! Houe asine a été achété à 120000 Fcfa est relativement élevé par rapport aux autres prix d'achat observés dans cette zone. Prière de corriger ou de confirmer avec le QG. </w:t>
+        <w:t xml:space="preserve">- Attention ! Houe asine a été achété à 120000 Fcfa est relativement élevé par rapport aux autres prix d'achat observés dans cette zone. Prière de corriger ou de confirmer avec le QG. Attention ! Houe asine a été revendu à 120000 Fcfa qui est relativement élevé par rapport aux autres prix de revente observés dans cette zone. Prière de corriger ou de confirmer avec le QG. </w:t>
         <w:br/>
         <w:t>- Avertissement!! Le prix d'achat (1100000 FCFA) de Animaux de labour est inférieur aux prix de revente (1200000 FCFA), prière de verifier et corriger ou confirmer l'information avec le QG. Attention ! Animaux de labour a été achété à 1100000 Fcfa est relativement élevé par rapport aux autres prix d'achat observés dans cette zone. Prière de corriger ou de confirmer avec le QG. Attention ! Animaux de labour a été revendu à 1100000 Fcfa qui est relativement élevé par rapport aux autres prix de revente observés dans cette zone. Prière de corriger ou de confirmer avec le QG.</w:t>
       </w:r>
@@ -4173,7 +4171,7 @@
         <w:rPr>
           <w:sz w:val="20"/>
         </w:rPr>
-        <w:t>- Avertissement!! La quantité (5 litre) du produit Huile de soja  consommée  par le ménage semble très élevé, prière de corriger ou confirmer avec le QG. Incohérence!! Dans ce ménage, chaque individus consomme par jour 30.33429 Kg  de cereale; Prière de revoir les quantités prises de ces produits.</w:t>
+        <w:t>- Attention ! Le prix unitaire d'achat (300 Fcfa) de Poivron frais en Tas (Petit) est relativement élevé par rapport aux autres prix observés dans cette zone. Prière de corriger ou de confirmer avec le QG. Avertissement!! La quantité (5 litre) du produit Huile de soja  consommée  par le ménage semble très élevé, prière de corriger ou confirmer avec le QG. Incohérence!! Dans ce ménage, chaque individus consomme par jour 49.1975 Kg  de cereale; Prière de revoir les quantités prises de ces produits.</w:t>
       </w:r>
     </w:p>
     <w:p>
@@ -4744,7 +4742,7 @@
         <w:rPr>
           <w:sz w:val="20"/>
         </w:rPr>
-        <w:t>- Attention ! Le prix unitaire d'achat (350 Fcfa) de Piment frais en Pièce (Petit) est relativement élevé par rapport aux autres prix observés dans cette zone. Prière de corriger ou de confirmer avec le QG. Attention ! Le prix unitaire d'achat (50 Fcfa) de Patate douce en Pièce (Petit) est relativement faible par rapport aux autres prix observés dans cette zone. Prière de corriger ou de confirmer avec le QG. Avertissement!! La quantité (4 litre) du produit Huile de soja  consommée  par le ménage semble très élevé, prière de corriger ou confirmer avec le QG. Avertissement!!! Le ménage a consommé 7 Paquet Petit de Thé en sachet, cette quantité semble anormale pour une consommation des 7 derniers jours.Prière de corriger ou de confirmer avec le QG. Incohérence!! Dans ce ménage, chaque individus consomme par jour 25.17857 Kg  de cereale; Prière de revoir les quantités prises de ces produits. Incohérence!! Dans ce ménage, chaque individus consomme par jour 25.17857 Kg  de cereale; Prière de revoir les quantités prises de ces produits.</w:t>
+        <w:t>- Attention ! Le prix unitaire d'achat (350 Fcfa) de Piment frais en Pièce (Petit) est relativement élevé par rapport aux autres prix observés dans cette zone. Prière de corriger ou de confirmer avec le QG. Attention ! Le prix unitaire d'achat (50 Fcfa) de Patate douce en Pièce (Petit) est relativement faible par rapport aux autres prix observés dans cette zone. Prière de corriger ou de confirmer avec le QG. Avertissement!! La quantité (4 litre) du produit Huile de soja  consommée  par le ménage semble très élevé, prière de corriger ou confirmer avec le QG. Avertissement!!! Le ménage a consommé 7 Paquet Petit de Thé en sachet, cette quantité semble anormale pour une consommation des 7 derniers jours.Prière de corriger ou de confirmer avec le QG. Incohérence!! Dans ce ménage, chaque individus consomme par jour 42.92238 Kg  de cereale; Prière de revoir les quantités prises de ces produits. Incohérence!! Dans ce ménage, chaque individus consomme par jour 42.92238 Kg  de cereale; Prière de revoir les quantités prises de ces produits.</w:t>
       </w:r>
     </w:p>
     <w:p>
@@ -5365,7 +5363,7 @@
         <w:rPr>
           <w:sz w:val="20"/>
         </w:rPr>
-        <w:t>- Attention ! Le prix unitaire d'achat (100 Fcfa) de Pain moderne (Baguette) en miche (Moyen) est relativement faible par rapport aux autres prix observés dans cette zone. Prière de corriger ou de confirmer avec le QG. Attention ! Le prix unitaire d'achat (310 Fcfa) de Cube alimentaire (Maggi, Jumbo, ) en Cube (Petit) est relativement élevé par rapport aux autres prix observés dans cette zone. Prière de corriger ou de confirmer avec le QG. Attention ! Le prix unitaire d'achat (900 Fcfa) de Huile de soja  en Bidon 20l (taille unique) est relativement faible par rapport aux autres prix observés dans cette zone. Prière de corriger ou de confirmer avec le QG. Avertissement!!! Le ménage a consommé 7 Paquet Moyen de Thé en sachet, cette quantité semble anormale pour une consommation des 7 derniers jours.Prière de corriger ou de confirmer avec le QG. Avertissement!! le prix unitaire (100 Fcfa) de Thé en sachet (unité: Paquet) de taille Moyen est très faible ou élevé. Prière de corriger ou de confirmer avec le QG. Incohérence!! Dans ce ménage, chaque individus consomme par jour 52.94628 Kg  de cereale; Prière de revoir les quantités prises de ces produits. Le ménage a consommé 25 Sac (25 Kg) taille unique de Mil, cette quantité semble anormale pour une consommation des 7 derniers jours. prière de verifier et corriger ou confirmer avec le QG.</w:t>
+        <w:t>- Attention ! Le prix unitaire d'achat (100 Fcfa) de Pain moderne (Baguette) en miche (Moyen) est relativement faible par rapport aux autres prix observés dans cette zone. Prière de corriger ou de confirmer avec le QG. Attention ! Le prix unitaire d'achat (310 Fcfa) de Cube alimentaire (Maggi, Jumbo, ) en Cube (Petit) est relativement élevé par rapport aux autres prix observés dans cette zone. Prière de corriger ou de confirmer avec le QG. Attention ! Le prix unitaire d'achat (900 Fcfa) de Huile de soja  en Bidon 20l (taille unique) est relativement faible par rapport aux autres prix observés dans cette zone. Prière de corriger ou de confirmer avec le QG. Avertissement!!! Le ménage a consommé 7 Paquet Moyen de Thé en sachet, cette quantité semble anormale pour une consommation des 7 derniers jours.Prière de corriger ou de confirmer avec le QG. Avertissement!! le prix unitaire (100 Fcfa) de Thé en sachet (unité: Paquet) de taille Moyen est très faible ou élevé. Prière de corriger ou de confirmer avec le QG. Incohérence!! Dans ce ménage, chaque individus consomme par jour 91.59629 Kg  de cereale; Prière de revoir les quantités prises de ces produits. Le ménage a consommé 25 Sac (25 Kg) taille unique de Mil, cette quantité semble anormale pour une consommation des 7 derniers jours. prière de verifier et corriger ou confirmer avec le QG.</w:t>
       </w:r>
     </w:p>
     <w:p>
@@ -5387,6 +5385,27 @@
           <w:sz w:val="20"/>
         </w:rPr>
         <w:t>- Le nombre de pièces occupés est superieur aux nombre de personne vivant dans le ménage.  Le moyen que le ménage utilise pour se débarrasser des excréments hors de la concession est pas encore plein et semble exister dans les modalités, prière de prendre attache avec le QG pour plus d'explication afin de la classer bien.</w:t>
+      </w:r>
+    </w:p>
+    <w:p>
+      <w:r>
+        <w:rPr>
+          <w:b/>
+          <w:color w:val="4672C4"/>
+          <w:sz w:val="22"/>
+        </w:rPr>
+        <w:t>&gt;&gt; Section12 - Actifs du menage</w:t>
+      </w:r>
+    </w:p>
+    <w:p>
+      <w:pPr>
+        <w:ind w:left="283"/>
+      </w:pPr>
+      <w:r>
+        <w:rPr>
+          <w:sz w:val="20"/>
+        </w:rPr>
+        <w:t>- Attention ! Téléphone portable a été achété à 150000 Fcfa est relativement élevé par rapport aux autres prix d'achat observés dans cette zone. Prière de corriger ou de confirmer avec le QG.</w:t>
       </w:r>
     </w:p>
     <w:p>
@@ -5877,11 +5896,11 @@
         <w:rPr>
           <w:sz w:val="20"/>
         </w:rPr>
-        <w:t xml:space="preserve">- Incohérence ! le montant payé de Aicha bassoum pour la cotisation est très faible . veuillez, s'il vous plait, confirmer ces informations avec le QG ou apporter les corrections nécessaires. Dans les milieux urbains c'est peu probable de voir une école dont les élèves ou étudiants ne dépensent pas en frais d'uniformes, prière de verifier pour Aicha bassoum et corriger ou confirmer avec le QG. </w:t>
+        <w:t xml:space="preserve">- Incohérence ! le montant payé de Aicha bassoum pour la cotisation est très faible . veuillez, s'il vous plait, confirmer ces informations avec le QG ou apporter les corrections nécessaires. Dans les milieux urbains c'est peu probable de voir une école dont les élèves ou étudiants ne dépensent pas en frais d'uniformes, prière de verifier pour Aicha bassoum et corriger ou confirmer avec le QG. Attention ! Le frais de scolarité (450 Fcfa) de Aicha bassoum en 4ème année de Primaire est relativement faible par rapport aux autres frais de scolarités observés dans cette zone. Prière de corriger ou de confirmer avec le QG. </w:t>
         <w:br/>
         <w:t xml:space="preserve">- Dans les milieux urbains c'est peu probable de voir une école dont les élèves ou étudiants ne dépensent pas en frais d'uniformes, prière de verifier pour Dieynaba bassoum et corriger ou confirmer avec le QG. Attention ! Le frais de scolarité (4050 Fcfa) de Dieynaba bassoum en 4ème année de Primaire est relativement élevé par rapport aux autres frais de scolarités observés dans cette zone. Prière de corriger ou de confirmer avec le QG. </w:t>
         <w:br/>
-        <w:t xml:space="preserve">- Peu probable! Abdoulaye niane  n'arrive pas  à comprendre un petit texte lu dans une langue locale (s02q03). Veuillez corriger ou donner des explications au QG.  Incohérence ! le montant payé de Abdoulaye niane pour la cotisation est très faible . veuillez, s'il vous plait, confirmer ces informations avec le QG ou apporter les corrections nécessaires. Dans les milieux urbains c'est peu probable de voir une école dont les élèves ou étudiants ne dépensent pas en frais d'uniformes, prière de verifier pour Abdoulaye niane et corriger ou confirmer avec le QG. Attention ! Le frais de scolarité (1000 Fcfa) de Abdoulaye niane en 5ème année de Primaire est relativement faible par rapport aux autres frais de scolarités observés dans cette zone. Prière de corriger ou de confirmer avec le QG. </w:t>
+        <w:t xml:space="preserve">- Peu probable! Abdoulaye niane  n'arrive pas  à comprendre un petit texte lu dans une langue locale (s02q03). Veuillez corriger ou donner des explications au QG.  Incohérence ! le montant payé de Abdoulaye niane pour la cotisation est très faible . veuillez, s'il vous plait, confirmer ces informations avec le QG ou apporter les corrections nécessaires. Dans les milieux urbains c'est peu probable de voir une école dont les élèves ou étudiants ne dépensent pas en frais d'uniformes, prière de verifier pour Abdoulaye niane et corriger ou confirmer avec le QG. </w:t>
         <w:br/>
         <w:t xml:space="preserve">- Peu probable! Amadou niane  n'arrive pas  à comprendre un petit texte lu dans une langue locale (s02q03). Veuillez corriger ou donner des explications au QG. Peu probable! Amadou niane  ne sait ni lire, ni écrire, ni comprendre dans aucune des langues  (s02q01,s02q02,s02q03). Veuillez corriger ou donner des explications au QG. La raison principale Amadou niane abandonné l'école en cours d'année est la repondante ignore la reponse et semble exister dans les modalités, prière de prendre attache avec le QG pour plus d'explication afin de la classer bien. </w:t>
         <w:br/>
@@ -5891,7 +5910,7 @@
         <w:br/>
         <w:t xml:space="preserve">- Peu probable! Houleye sow  n'arrive pas  à comprendre un petit texte lu dans une langue locale (s02q03). Veuillez corriger ou donner des explications au QG. </w:t>
         <w:br/>
-        <w:t xml:space="preserve">- Peu probable! Mouhamed bassoum  n'arrive pas  à comprendre un petit texte lu dans une langue locale (s02q03). Veuillez corriger ou donner des explications au QG. Peu probable! Mouhamed bassoum  ne sait ni lire, ni écrire, ni comprendre dans aucune des langues  (s02q01,s02q02,s02q03). Veuillez corriger ou donner des explications au QG. Peu plausible Mouhamed bassoum fréquente au minimum le fondamental 1 mais ne sait ni lire ni comprendre la langue française, prière de corriger ou de confirmer avec le QG merci.  Incohérence ! le montant payé de Mouhamed bassoum pour la cotisation est très faible . veuillez, s'il vous plait, confirmer ces informations avec le QG ou apporter les corrections nécessaires. Dans les milieux urbains c'est peu probable de voir une école dont les élèves ou étudiants ne dépensent pas en frais d'uniformes, prière de verifier pour Mouhamed bassoum et corriger ou confirmer avec le QG. Attention ! Le frais de scolarité (450 Fcfa) de Mouhamed bassoum en 1ére année de Primaire est relativement faible par rapport aux autres frais de scolarités observés dans cette zone. Prière de corriger ou de confirmer avec le QG. </w:t>
+        <w:t xml:space="preserve">- Peu probable! Mouhamed bassoum  n'arrive pas  à comprendre un petit texte lu dans une langue locale (s02q03). Veuillez corriger ou donner des explications au QG. Peu probable! Mouhamed bassoum  ne sait ni lire, ni écrire, ni comprendre dans aucune des langues  (s02q01,s02q02,s02q03). Veuillez corriger ou donner des explications au QG. Peu plausible Mouhamed bassoum fréquente au minimum le fondamental 1 mais ne sait ni lire ni comprendre la langue française, prière de corriger ou de confirmer avec le QG merci.  Incohérence ! le montant payé de Mouhamed bassoum pour la cotisation est très faible . veuillez, s'il vous plait, confirmer ces informations avec le QG ou apporter les corrections nécessaires. Dans les milieux urbains c'est peu probable de voir une école dont les élèves ou étudiants ne dépensent pas en frais d'uniformes, prière de verifier pour Mouhamed bassoum et corriger ou confirmer avec le QG. </w:t>
         <w:br/>
         <w:t>- Peu probable! Samba niane  n'arrive pas  à comprendre un petit texte lu dans une langue locale (s02q03). Veuillez corriger ou donner des explications au QG. Peu probable! Samba niane  ne sait ni lire, ni écrire, ni comprendre dans aucune des langues  (s02q01,s02q02,s02q03). Veuillez corriger ou donner des explications au QG.</w:t>
       </w:r>
@@ -5964,7 +5983,7 @@
         <w:rPr>
           <w:sz w:val="20"/>
         </w:rPr>
-        <w:t>- Attention ! Le prix unitaire d'achat (2400 Fcfa) de Lait en poudre en Kg (taille unique) est relativement faible par rapport aux autres prix observés dans cette zone. Prière de corriger ou de confirmer avec le QG. Attention ! Le prix unitaire d'achat (50 Fcfa) de Ail en Gousse (Moyen) est relativement faible par rapport aux autres prix observés dans cette zone. Prière de corriger ou de confirmer avec le QG. Attention ! Le prix unitaire d'achat (750 Fcfa) de Patate douce en Tas (Moyen) est relativement élevé par rapport aux autres prix observés dans cette zone. Prière de corriger ou de confirmer avec le QG. Avertissement!! La quantité (6 litre) du produit Huile de soja  consommée  par le ménage semble très élevé, prière de corriger ou confirmer avec le QG. Avertissement!! le prix unitaire (125 Fcfa) de Thé en sachet (unité: Sachets) de taille Petit est très faible ou élevé. Prière de corriger ou de confirmer avec le QG. Avertissement!!! Le ménage a consommé 32 Tas Petit de Feuilles de Epinar, cette quantité semble anormale pour une consommation des 7 derniers jours.Prière de corriger ou de confirmer avec le QG. Avertissement!!!Le ménage a consommé 70 miche de Moyen de Pain traditionnel (Baguette)  ce qui semble incoherent pour une consommation aucours des 7 derniers jours, prière de verifier et corriger. Difficile de consommer le Sel en Sachets industriel Moyen prière de verifier. Incohérence!! Dans ce ménage, chaque individus consomme par jour 27.95357 Kg  de cereale; Prière de revoir les quantités prises de ces produits. Incohérence!! Dans ce ménage, chaque individus consomme par jour 27.95357 Kg  de cereale; Prière de revoir les quantités prises de ces produits.</w:t>
+        <w:t>- Attention ! Le prix unitaire d'achat (2400 Fcfa) de Lait en poudre en Kg (taille unique) est relativement faible par rapport aux autres prix observés dans cette zone. Prière de corriger ou de confirmer avec le QG. Attention ! Le prix unitaire d'achat (50 Fcfa) de Ail en Gousse (Moyen) est relativement faible par rapport aux autres prix observés dans cette zone. Prière de corriger ou de confirmer avec le QG. Attention ! Le prix unitaire d'achat (750 Fcfa) de Patate douce en Tas (Moyen) est relativement élevé par rapport aux autres prix observés dans cette zone. Prière de corriger ou de confirmer avec le QG. Avertissement!! La quantité (6 litre) du produit Huile de soja  consommée  par le ménage semble très élevé, prière de corriger ou confirmer avec le QG. Avertissement!! le prix unitaire (125 Fcfa) de Thé en sachet (unité: Sachets) de taille Petit est très faible ou élevé. Prière de corriger ou de confirmer avec le QG. Avertissement!!! Le ménage a consommé 32 Tas Petit de Feuilles de Epinar, cette quantité semble anormale pour une consommation des 7 derniers jours.Prière de corriger ou de confirmer avec le QG. Avertissement!!!Le ménage a consommé 70 miche de Moyen de Pain traditionnel (Baguette)  ce qui semble incoherent pour une consommation aucours des 7 derniers jours, prière de verifier et corriger. Difficile de consommer le Sel en Sachets industriel Moyen prière de verifier. Incohérence!! Dans ce ménage, chaque individus consomme par jour 45.125 Kg  de cereale; Prière de revoir les quantités prises de ces produits. Incohérence!! Dans ce ménage, chaque individus consomme par jour 45.125 Kg  de cereale; Prière de revoir les quantités prises de ces produits.</w:t>
       </w:r>
     </w:p>
     <w:p>
@@ -6093,8 +6112,6 @@
           <w:sz w:val="20"/>
         </w:rPr>
         <w:t xml:space="preserve">- Attention ! Lit a été achété à 900000 Fcfa est relativement élevé par rapport aux autres prix d'achat observés dans cette zone. Prière de corriger ou de confirmer avec le QG. Attention ! Lit a été revendu à 800000 Fcfa qui est relativement élevé par rapport aux autres prix de revente observés dans cette zone. Prière de corriger ou de confirmer avec le QG. </w:t>
-        <w:br/>
-        <w:t xml:space="preserve">- Attention ! Réfrigérateur a été revendu à 300000 Fcfa qui est relativement élevé par rapport aux autres prix de revente observés dans cette zone. Prière de corriger ou de confirmer avec le QG. </w:t>
         <w:br/>
         <w:t>- Le nombre d'article ( Salon  (Fauteuils et table basse))  dans ce ménages est élevé (5), prière de corriger ou confirmer avec le QG. Attention ! Salon  (Fauteuils et table basse) a été achété à 700000 Fcfa est relativement élevé par rapport aux autres prix d'achat observés dans cette zone. Prière de corriger ou de confirmer avec le QG. Attention ! Salon  (Fauteuils et table basse) a été revendu à 500000 Fcfa qui est relativement élevé par rapport aux autres prix de revente observés dans cette zone. Prière de corriger ou de confirmer avec le QG.</w:t>
       </w:r>
@@ -6610,7 +6627,7 @@
         <w:rPr>
           <w:sz w:val="20"/>
         </w:rPr>
-        <w:t>- Attention ! Le prix unitaire d'achat (300 Fcfa) de Oignon frais en Kg (taille unique) est relativement faible par rapport aux autres prix observés dans cette zone. Prière de corriger ou de confirmer avec le QG. Attention ! Le prix unitaire d'achat (500 Fcfa) de Macaroni en Kg (taille unique) est relativement faible par rapport aux autres prix observés dans cette zone. Prière de corriger ou de confirmer avec le QG. Avertissement!!! Le ménage a consommé 10 Verre ( à thé) taille unique de Sucre en poudre , cette quantité semble anormale pour une consommation des 7 derniers jours.Prière de corriger ou de confirmer avec le QG. Incohérence!! Dans ce ménage, chaque individus consomme par jour 29.78306 Kg  de cereale; Prière de revoir les quantités prises de ces produits. Incohérence!! Dans ce ménage, chaque individus consomme par jour 29.78306 Kg  de cereale; Prière de revoir les quantités prises de ces produits. Incohérence!! Dans ce ménage, chaque individus consomme par jour 29.78306 Kg  de cereale; Prière de revoir les quantités prises de ces produits.</w:t>
+        <w:t>- Attention ! Le prix unitaire d'achat (500 Fcfa) de Macaroni en Kg (taille unique) est relativement faible par rapport aux autres prix observés dans cette zone. Prière de corriger ou de confirmer avec le QG. Avertissement!!! Le ménage a consommé 10 Verre ( à thé) taille unique de Sucre en poudre , cette quantité semble anormale pour une consommation des 7 derniers jours.Prière de corriger ou de confirmer avec le QG. Incohérence!! Dans ce ménage, chaque individus consomme par jour 58.01266 Kg  de cereale; Prière de revoir les quantités prises de ces produits. Incohérence!! Dans ce ménage, chaque individus consomme par jour 58.01266 Kg  de cereale; Prière de revoir les quantités prises de ces produits. Incohérence!! Dans ce ménage, chaque individus consomme par jour 58.01266 Kg  de cereale; Prière de revoir les quantités prises de ces produits.</w:t>
       </w:r>
     </w:p>
     <w:p>
@@ -6652,7 +6669,7 @@
         <w:rPr>
           <w:sz w:val="20"/>
         </w:rPr>
-        <w:t>- Le montant dépensé de L'entreprise VENTES DE NIEBE pour l'achat de ces marchandises revendues en état, sans transformation ne peut être supérieur aux montants obtenus sur la revente de marchandises achetées et revendues en état au cours des 30 derniers jours ou durant le dernier mois où l'entreprise a fonctionné (s10q47 &gt; s10q46), prière de corriger. Le salaire qu'une personne de cette catégorie (10.62) a travaillé(e) dans cette entreprise VENTES DE NIEBE est élevé ou faible. Prière de confirmer cette information avec le QG ou de corriger.</w:t>
+        <w:t>- Le montant dépensé de L'entreprise VENTES DE NIEBE pour l'achat de ces marchandises revendues en état, sans transformation ne peut être supérieur aux montants obtenus sur la revente de marchandises achetées et revendues en état au cours des 30 derniers jours ou durant le dernier mois où l'entreprise a fonctionné (s10q47 &gt; s10q46), prière de corriger.</w:t>
       </w:r>
     </w:p>
     <w:p>
@@ -7172,7 +7189,7 @@
         <w:rPr>
           <w:sz w:val="20"/>
         </w:rPr>
-        <w:t>- Avertissement!!! Le ménage a consommé 7 Paquet Moyen de Thé en sachet, cette quantité semble anormale pour une consommation des 7 derniers jours.Prière de corriger ou de confirmer avec le QG. Avertissement!! le prix unitaire (150 Fcfa) de Thé en sachet (unité: Paquet) de taille Moyen est très faible ou élevé. Prière de corriger ou de confirmer avec le QG. Incohérence!! Dans ce ménage, chaque individus consomme par jour 26.07524 Kg  de cereale; Prière de revoir les quantités prises de ces produits.</w:t>
+        <w:t>- Attention ! Le prix unitaire d'achat (50 Fcfa) de Cube alimentaire (Maggi, Jumbo, ) en Cube (Moyen) est relativement élevé par rapport aux autres prix observés dans cette zone. Prière de corriger ou de confirmer avec le QG. Avertissement!!! Le ménage a consommé 7 Paquet Moyen de Thé en sachet, cette quantité semble anormale pour une consommation des 7 derniers jours.Prière de corriger ou de confirmer avec le QG. Avertissement!! le prix unitaire (150 Fcfa) de Thé en sachet (unité: Paquet) de taille Moyen est très faible ou élevé. Prière de corriger ou de confirmer avec le QG. Incohérence!! Dans ce ménage, chaque individus consomme par jour 67.18032 Kg  de cereale; Prière de revoir les quantités prises de ces produits.</w:t>
       </w:r>
     </w:p>
     <w:p>
@@ -7298,8 +7315,6 @@
         <w:rPr>
           <w:sz w:val="20"/>
         </w:rPr>
-        <w:t xml:space="preserve">- Attention ! Antenne parabolique / décodeur a été revendu à 5000 Fcfa qui est relativement faible par rapport aux autres prix de revente observés dans cette zone. Prière de corriger ou de confirmer avec le QG. </w:t>
-        <w:br/>
         <w:t>- Attention ! Matelas simple a été achété à 350000 Fcfa est relativement élevé par rapport aux autres prix d'achat observés dans cette zone. Prière de corriger ou de confirmer avec le QG. Attention ! Matelas simple a été revendu à 250000 Fcfa qui est relativement élevé par rapport aux autres prix de revente observés dans cette zone. Prière de corriger ou de confirmer avec le QG.</w:t>
       </w:r>
     </w:p>
@@ -7837,7 +7852,7 @@
         <w:rPr>
           <w:sz w:val="20"/>
         </w:rPr>
-        <w:t>- Attention ! Le prix unitaire d'achat (300 Fcfa) de Sel en Sachets (Petit) est relativement élevé par rapport aux autres prix observés dans cette zone. Prière de corriger ou de confirmer avec le QG. Attention ! Le prix unitaire d'achat (833.3333 Fcfa) de Oignon frais en Kg (taille unique) est relativement élevé par rapport aux autres prix observés dans cette zone. Prière de corriger ou de confirmer avec le QG. Avertissement!!! Le ménage a consommé 7 Paquet Petit de Thé en sachet, cette quantité semble anormale pour une consommation des 7 derniers jours.Prière de corriger ou de confirmer avec le QG. Avertissement!! le prix unitaire (100 Fcfa) de Thé en sachet (unité: Paquet) de taille Petit est très faible ou élevé. Prière de corriger ou de confirmer avec le QG. Incohérence!! Dans ce ménage, chaque individus consomme par jour 42.78057 Kg  de cereale; Prière de revoir les quantités prises de ces produits. Incohérence!! Dans ce ménage, chaque individus consomme par jour 42.78057 Kg  de cereale; Prière de revoir les quantités prises de ces produits. Incohérence!! Dans ce ménage, chaque individus consomme par jour 42.78057 Kg  de cereale; Prière de revoir les quantités prises de ces produits. Le prix d'achat unitaire (300 Fcfa) de Riz brisé importé en Sac (50 Kg) de taille taille unique est très faible, prière de regarder les reponses prises dans les questions s07bq07a s07bq07b s07bq07c s07bq08 pour mieux corriger.</w:t>
+        <w:t>- Attention ! Le prix unitaire d'achat (300 Fcfa) de Sel en Sachets (Petit) est relativement élevé par rapport aux autres prix observés dans cette zone. Prière de corriger ou de confirmer avec le QG. Attention ! Le prix unitaire d'achat (50 Fcfa) de Cube alimentaire (Maggi, Jumbo, ) en Cube (Moyen) est relativement élevé par rapport aux autres prix observés dans cette zone. Prière de corriger ou de confirmer avec le QG. Avertissement!!! Le ménage a consommé 7 Paquet Petit de Thé en sachet, cette quantité semble anormale pour une consommation des 7 derniers jours.Prière de corriger ou de confirmer avec le QG. Avertissement!! le prix unitaire (100 Fcfa) de Thé en sachet (unité: Paquet) de taille Petit est très faible ou élevé. Prière de corriger ou de confirmer avec le QG. Incohérence!! Dans ce ménage, chaque individus consomme par jour 76.22514 Kg  de cereale; Prière de revoir les quantités prises de ces produits. Incohérence!! Dans ce ménage, chaque individus consomme par jour 76.22514 Kg  de cereale; Prière de revoir les quantités prises de ces produits. Incohérence!! Dans ce ménage, chaque individus consomme par jour 76.22514 Kg  de cereale; Prière de revoir les quantités prises de ces produits. Le prix d'achat unitaire (300 Fcfa) de Riz brisé importé en Sac (50 Kg) de taille taille unique est très faible, prière de regarder les reponses prises dans les questions s07bq07a s07bq07b s07bq07c s07bq08 pour mieux corriger.</w:t>
       </w:r>
     </w:p>
     <w:p>
